--- a/ADG/07장/7장_실습문제_추가서술형.docx
+++ b/ADG/07장/7장_실습문제_추가서술형.docx
@@ -42,7 +42,21 @@
           <w:rFonts w:ascii="맑은 고딕" w:hAnsi="맑은 고딕" w:eastAsia="맑은 고딕"/>
           <w:sz w:val="21"/>
         </w:rPr>
-        <w:t>[추가-01] `V$MANAGED_STANDBY`에 나타나는 네 종류의 프로세스를 들고 각각의 역할을 설명하라. 개수가 무엇으로 정해지는지도 밝혀라.</w:t>
+        <w:t xml:space="preserve">[추가-01] </w:t>
+      </w:r>
+      <w:r>
+        <w:rPr>
+          <w:rFonts w:ascii="Consolas" w:hAnsi="Consolas" w:eastAsia="맑은 고딕"/>
+          <w:sz w:val="21"/>
+        </w:rPr>
+        <w:t xml:space="preserve">V$MANAGED_STANDBY</w:t>
+      </w:r>
+      <w:r>
+        <w:rPr>
+          <w:rFonts w:ascii="맑은 고딕" w:hAnsi="맑은 고딕" w:eastAsia="맑은 고딕"/>
+          <w:sz w:val="21"/>
+        </w:rPr>
+        <w:t xml:space="preserve">에 나타나는 네 종류의 프로세스를 들고 각각의 역할을 설명하라. 개수가 무엇으로 정해지는지도 밝혀라.</w:t>
       </w:r>
     </w:p>
     <w:p>
@@ -69,7 +83,35 @@
           <w:rFonts w:ascii="맑은 고딕" w:hAnsi="맑은 고딕" w:eastAsia="맑은 고딕"/>
           <w:sz w:val="21"/>
         </w:rPr>
-        <w:t>[추가-02] RFS와 MRP0의 `SEQUENCE#`·`BLOCK#`을 비교하는 것이 왜 실시간 적용의 직접 증거가 되는지 설명하라. 아카이브 적용이라면 어떻게 달라지는가?</w:t>
+        <w:t xml:space="preserve">[추가-02] RFS와 MRP0의 </w:t>
+      </w:r>
+      <w:r>
+        <w:rPr>
+          <w:rFonts w:ascii="Consolas" w:hAnsi="Consolas" w:eastAsia="맑은 고딕"/>
+          <w:sz w:val="21"/>
+        </w:rPr>
+        <w:t xml:space="preserve">SEQUENCE#</w:t>
+      </w:r>
+      <w:r>
+        <w:rPr>
+          <w:rFonts w:ascii="맑은 고딕" w:hAnsi="맑은 고딕" w:eastAsia="맑은 고딕"/>
+          <w:sz w:val="21"/>
+        </w:rPr>
+        <w:t xml:space="preserve">·</w:t>
+      </w:r>
+      <w:r>
+        <w:rPr>
+          <w:rFonts w:ascii="Consolas" w:hAnsi="Consolas" w:eastAsia="맑은 고딕"/>
+          <w:sz w:val="21"/>
+        </w:rPr>
+        <w:t xml:space="preserve">BLOCK#</w:t>
+      </w:r>
+      <w:r>
+        <w:rPr>
+          <w:rFonts w:ascii="맑은 고딕" w:hAnsi="맑은 고딕" w:eastAsia="맑은 고딕"/>
+          <w:sz w:val="21"/>
+        </w:rPr>
+        <w:t xml:space="preserve">을 비교하는 것이 왜 실시간 적용의 직접 증거가 되는지 설명하라. 아카이브 적용이라면 어떻게 달라지는가?</w:t>
       </w:r>
     </w:p>
     <w:p>
@@ -123,7 +165,35 @@
           <w:rFonts w:ascii="맑은 고딕" w:hAnsi="맑은 고딕" w:eastAsia="맑은 고딕"/>
           <w:sz w:val="21"/>
         </w:rPr>
-        <w:t>[추가-04] Standby의 `LOG_ARCHIVE_DEST_1`이 `BAD PARAM`이 된 경위를 파라미터 상속 관점에서 설명하고, 그런데도 기능이 동작한 이유와 그것이 왜 더 위험한지 서술하라.</w:t>
+        <w:t xml:space="preserve">[추가-04] Standby의 </w:t>
+      </w:r>
+      <w:r>
+        <w:rPr>
+          <w:rFonts w:ascii="Consolas" w:hAnsi="Consolas" w:eastAsia="맑은 고딕"/>
+          <w:sz w:val="21"/>
+        </w:rPr>
+        <w:t xml:space="preserve">LOG_ARCHIVE_DEST_1</w:t>
+      </w:r>
+      <w:r>
+        <w:rPr>
+          <w:rFonts w:ascii="맑은 고딕" w:hAnsi="맑은 고딕" w:eastAsia="맑은 고딕"/>
+          <w:sz w:val="21"/>
+        </w:rPr>
+        <w:t xml:space="preserve">이 </w:t>
+      </w:r>
+      <w:r>
+        <w:rPr>
+          <w:rFonts w:ascii="Consolas" w:hAnsi="Consolas" w:eastAsia="맑은 고딕"/>
+          <w:sz w:val="21"/>
+        </w:rPr>
+        <w:t xml:space="preserve">BAD PARAM</w:t>
+      </w:r>
+      <w:r>
+        <w:rPr>
+          <w:rFonts w:ascii="맑은 고딕" w:hAnsi="맑은 고딕" w:eastAsia="맑은 고딕"/>
+          <w:sz w:val="21"/>
+        </w:rPr>
+        <w:t xml:space="preserve">이 된 경위를 파라미터 상속 관점에서 설명하고, 그런데도 기능이 동작한 이유와 그것이 왜 더 위험한지 서술하라.</w:t>
       </w:r>
     </w:p>
     <w:p>
@@ -177,7 +247,21 @@
           <w:rFonts w:ascii="맑은 고딕" w:hAnsi="맑은 고딕" w:eastAsia="맑은 고딕"/>
           <w:sz w:val="21"/>
         </w:rPr>
-        <w:t>[추가-06] 19c에서 `USING CURRENT LOGFILE`의 실질적 효과를 실측 결과로 설명하고, 그럼에도 명시하는 편이 나은 이유를 서술하라.</w:t>
+        <w:t xml:space="preserve">[추가-06] 19c에서 </w:t>
+      </w:r>
+      <w:r>
+        <w:rPr>
+          <w:rFonts w:ascii="Consolas" w:hAnsi="Consolas" w:eastAsia="맑은 고딕"/>
+          <w:sz w:val="21"/>
+        </w:rPr>
+        <w:t xml:space="preserve">USING CURRENT LOGFILE</w:t>
+      </w:r>
+      <w:r>
+        <w:rPr>
+          <w:rFonts w:ascii="맑은 고딕" w:hAnsi="맑은 고딕" w:eastAsia="맑은 고딕"/>
+          <w:sz w:val="21"/>
+        </w:rPr>
+        <w:t xml:space="preserve">의 실질적 효과를 실측 결과로 설명하고, 그럼에도 명시하는 편이 나은 이유를 서술하라.</w:t>
       </w:r>
     </w:p>
     <w:p>
@@ -204,7 +288,49 @@
           <w:rFonts w:ascii="맑은 고딕" w:hAnsi="맑은 고딕" w:eastAsia="맑은 고딕"/>
           <w:sz w:val="21"/>
         </w:rPr>
-        <w:t>[추가-07] `V$DATAGUARD_STATS`의 네 행을 설명하고, `TIME_COMPUTED`와 `DATUM_TIME`의 차이가 진단 방법에 어떤 영향을 주는지 서술하라.</w:t>
+        <w:t xml:space="preserve">[추가-07] </w:t>
+      </w:r>
+      <w:r>
+        <w:rPr>
+          <w:rFonts w:ascii="Consolas" w:hAnsi="Consolas" w:eastAsia="맑은 고딕"/>
+          <w:sz w:val="21"/>
+        </w:rPr>
+        <w:t xml:space="preserve">V$DATAGUARD_STATS</w:t>
+      </w:r>
+      <w:r>
+        <w:rPr>
+          <w:rFonts w:ascii="맑은 고딕" w:hAnsi="맑은 고딕" w:eastAsia="맑은 고딕"/>
+          <w:sz w:val="21"/>
+        </w:rPr>
+        <w:t xml:space="preserve">의 네 행을 설명하고, </w:t>
+      </w:r>
+      <w:r>
+        <w:rPr>
+          <w:rFonts w:ascii="Consolas" w:hAnsi="Consolas" w:eastAsia="맑은 고딕"/>
+          <w:sz w:val="21"/>
+        </w:rPr>
+        <w:t xml:space="preserve">TIME_COMPUTED</w:t>
+      </w:r>
+      <w:r>
+        <w:rPr>
+          <w:rFonts w:ascii="맑은 고딕" w:hAnsi="맑은 고딕" w:eastAsia="맑은 고딕"/>
+          <w:sz w:val="21"/>
+        </w:rPr>
+        <w:t xml:space="preserve">와 </w:t>
+      </w:r>
+      <w:r>
+        <w:rPr>
+          <w:rFonts w:ascii="Consolas" w:hAnsi="Consolas" w:eastAsia="맑은 고딕"/>
+          <w:sz w:val="21"/>
+        </w:rPr>
+        <w:t xml:space="preserve">DATUM_TIME</w:t>
+      </w:r>
+      <w:r>
+        <w:rPr>
+          <w:rFonts w:ascii="맑은 고딕" w:hAnsi="맑은 고딕" w:eastAsia="맑은 고딕"/>
+          <w:sz w:val="21"/>
+        </w:rPr>
+        <w:t xml:space="preserve">의 차이가 진단 방법에 어떤 영향을 주는지 서술하라.</w:t>
       </w:r>
     </w:p>
     <w:p>
@@ -266,7 +392,35 @@
           <w:rFonts w:ascii="맑은 고딕" w:hAnsi="맑은 고딕" w:eastAsia="맑은 고딕"/>
           <w:sz w:val="21"/>
         </w:rPr>
-        <w:t>[추가-09] `ALTER DATABASE RECOVER MANAGED STANDBY DATABASE ... DISCONNECT FROM SESSION`이 `ORA-01153`으로 거부됐다. 원인과 조치, 재확인 방법을 쓰라. 손상 여부도 판단하라.</w:t>
+        <w:t xml:space="preserve">[추가-09] </w:t>
+      </w:r>
+      <w:r>
+        <w:rPr>
+          <w:rFonts w:ascii="Consolas" w:hAnsi="Consolas" w:eastAsia="맑은 고딕"/>
+          <w:sz w:val="21"/>
+        </w:rPr>
+        <w:t xml:space="preserve">ALTER DATABASE RECOVER MANAGED STANDBY DATABASE ... DISCONNECT FROM SESSION</w:t>
+      </w:r>
+      <w:r>
+        <w:rPr>
+          <w:rFonts w:ascii="맑은 고딕" w:hAnsi="맑은 고딕" w:eastAsia="맑은 고딕"/>
+          <w:sz w:val="21"/>
+        </w:rPr>
+        <w:t xml:space="preserve">이 </w:t>
+      </w:r>
+      <w:r>
+        <w:rPr>
+          <w:rFonts w:ascii="Consolas" w:hAnsi="Consolas" w:eastAsia="맑은 고딕"/>
+          <w:sz w:val="21"/>
+        </w:rPr>
+        <w:t xml:space="preserve">ORA-01153</w:t>
+      </w:r>
+      <w:r>
+        <w:rPr>
+          <w:rFonts w:ascii="맑은 고딕" w:hAnsi="맑은 고딕" w:eastAsia="맑은 고딕"/>
+          <w:sz w:val="21"/>
+        </w:rPr>
+        <w:t xml:space="preserve">으로 거부됐다. 원인과 조치, 재확인 방법을 쓰라. 손상 여부도 판단하라.</w:t>
       </w:r>
     </w:p>
     <w:p>
@@ -293,7 +447,21 @@
           <w:rFonts w:ascii="맑은 고딕" w:hAnsi="맑은 고딕" w:eastAsia="맑은 고딕"/>
           <w:sz w:val="21"/>
         </w:rPr>
-        <w:t>[추가-10] Standby 목적지 1번이 `BAD PARAM`이다. 원인을 특정하는 조회 순서와 조치, 재확인 방법을 쓰라. 교정 후 함께 바뀌는 것이 무엇인지도 밝혀라.</w:t>
+        <w:t xml:space="preserve">[추가-10] Standby 목적지 1번이 </w:t>
+      </w:r>
+      <w:r>
+        <w:rPr>
+          <w:rFonts w:ascii="Consolas" w:hAnsi="Consolas" w:eastAsia="맑은 고딕"/>
+          <w:sz w:val="21"/>
+        </w:rPr>
+        <w:t xml:space="preserve">BAD PARAM</w:t>
+      </w:r>
+      <w:r>
+        <w:rPr>
+          <w:rFonts w:ascii="맑은 고딕" w:hAnsi="맑은 고딕" w:eastAsia="맑은 고딕"/>
+          <w:sz w:val="21"/>
+        </w:rPr>
+        <w:t xml:space="preserve">이다. 원인을 특정하는 조회 순서와 조치, 재확인 방법을 쓰라. 교정 후 함께 바뀌는 것이 무엇인지도 밝혀라.</w:t>
       </w:r>
     </w:p>
     <w:p>
@@ -347,7 +515,21 @@
           <w:rFonts w:ascii="맑은 고딕" w:hAnsi="맑은 고딕" w:eastAsia="맑은 고딕"/>
           <w:sz w:val="21"/>
         </w:rPr>
-        <w:t>[추가-12] 갭이 발견되어 적용을 기동했는데 상태가 그대로여서 다시 명령을 냈더니 `ORA-01153`이 났다. 이 상황을 어떻게 판단하고 대응해야 하는가?</w:t>
+        <w:t xml:space="preserve">[추가-12] 갭이 발견되어 적용을 기동했는데 상태가 그대로여서 다시 명령을 냈더니 </w:t>
+      </w:r>
+      <w:r>
+        <w:rPr>
+          <w:rFonts w:ascii="Consolas" w:hAnsi="Consolas" w:eastAsia="맑은 고딕"/>
+          <w:sz w:val="21"/>
+        </w:rPr>
+        <w:t xml:space="preserve">ORA-01153</w:t>
+      </w:r>
+      <w:r>
+        <w:rPr>
+          <w:rFonts w:ascii="맑은 고딕" w:hAnsi="맑은 고딕" w:eastAsia="맑은 고딕"/>
+          <w:sz w:val="21"/>
+        </w:rPr>
+        <w:t xml:space="preserve">이 났다. 이 상황을 어떻게 판단하고 대응해야 하는가?</w:t>
       </w:r>
     </w:p>
     <w:p>
@@ -374,7 +556,35 @@
           <w:rFonts w:ascii="맑은 고딕" w:hAnsi="맑은 고딕" w:eastAsia="맑은 고딕"/>
           <w:sz w:val="21"/>
         </w:rPr>
-        <w:t>[추가-13] SRL을 정리하려는데 한 그룹이 `ORA-00261`로 거부됐다. 원인과 두 가지 조치 경로를 제시하고, 함께 나온 `ORA-00312`가 두 줄인 이유를 설명하라.</w:t>
+        <w:t xml:space="preserve">[추가-13] SRL을 정리하려는데 한 그룹이 </w:t>
+      </w:r>
+      <w:r>
+        <w:rPr>
+          <w:rFonts w:ascii="Consolas" w:hAnsi="Consolas" w:eastAsia="맑은 고딕"/>
+          <w:sz w:val="21"/>
+        </w:rPr>
+        <w:t xml:space="preserve">ORA-00261</w:t>
+      </w:r>
+      <w:r>
+        <w:rPr>
+          <w:rFonts w:ascii="맑은 고딕" w:hAnsi="맑은 고딕" w:eastAsia="맑은 고딕"/>
+          <w:sz w:val="21"/>
+        </w:rPr>
+        <w:t xml:space="preserve">로 거부됐다. 원인과 두 가지 조치 경로를 제시하고, 함께 나온 </w:t>
+      </w:r>
+      <w:r>
+        <w:rPr>
+          <w:rFonts w:ascii="Consolas" w:hAnsi="Consolas" w:eastAsia="맑은 고딕"/>
+          <w:sz w:val="21"/>
+        </w:rPr>
+        <w:t xml:space="preserve">ORA-00312</w:t>
+      </w:r>
+      <w:r>
+        <w:rPr>
+          <w:rFonts w:ascii="맑은 고딕" w:hAnsi="맑은 고딕" w:eastAsia="맑은 고딕"/>
+          <w:sz w:val="21"/>
+        </w:rPr>
+        <w:t xml:space="preserve">가 두 줄인 이유를 설명하라.</w:t>
       </w:r>
     </w:p>
     <w:p>
@@ -401,7 +611,21 @@
           <w:rFonts w:ascii="맑은 고딕" w:hAnsi="맑은 고딕" w:eastAsia="맑은 고딕"/>
           <w:sz w:val="21"/>
         </w:rPr>
-        <w:t>[추가-14] SRL을 재생성하는데 한 그룹이 `ORA-01184`로 실패했다. 나머지는 성공했다. 왜 그렇게 되었는지 설명하고, 4장의 사례와 무엇이 달랐는지 밝혀라.</w:t>
+        <w:t xml:space="preserve">[추가-14] SRL을 재생성하는데 한 그룹이 </w:t>
+      </w:r>
+      <w:r>
+        <w:rPr>
+          <w:rFonts w:ascii="Consolas" w:hAnsi="Consolas" w:eastAsia="맑은 고딕"/>
+          <w:sz w:val="21"/>
+        </w:rPr>
+        <w:t xml:space="preserve">ORA-01184</w:t>
+      </w:r>
+      <w:r>
+        <w:rPr>
+          <w:rFonts w:ascii="맑은 고딕" w:hAnsi="맑은 고딕" w:eastAsia="맑은 고딕"/>
+          <w:sz w:val="21"/>
+        </w:rPr>
+        <w:t xml:space="preserve">로 실패했다. 나머지는 성공했다. 왜 그렇게 되었는지 설명하고, 4장의 사례와 무엇이 달랐는지 밝혀라.</w:t>
       </w:r>
     </w:p>
     <w:p>
@@ -584,6 +808,8 @@
       </w:r>
     </w:p>
     <w:sectPr>
+      <w:headerReference w:type="default" r:id="rId9"/>
+      <w:footerReference w:type="default" r:id="rId10"/>
       <w:pgSz w:w="12240" w:h="15840"/>
       <w:pgMar w:top="1440" w:right="1800" w:bottom="1440" w:left="1800" w:header="720" w:footer="720" w:gutter="0"/>
       <w:cols w:space="720"/>
@@ -591,6 +817,26 @@
     </w:sectPr>
   </w:body>
 </w:document>
+</file>
+
+<file path=word/footer1.xml><?xml version="1.0" encoding="utf-8"?>
+<w:ftr xmlns:m="http://schemas.openxmlformats.org/officeDocument/2006/math" xmlns:mc="http://schemas.openxmlformats.org/markup-compatibility/2006" xmlns:mo="http://schemas.microsoft.com/office/mac/office/2008/main" xmlns:mv="urn:schemas-microsoft-com:mac:vml" xmlns:o="urn:schemas-microsoft-com:office:office" xmlns:r="http://schemas.openxmlformats.org/officeDocument/2006/relationships" xmlns:v="urn:schemas-microsoft-com:vml" xmlns:w10="urn:schemas-microsoft-com:office:word" xmlns:w14="http://schemas.microsoft.com/office/word/2010/wordml" xmlns:w="http://schemas.openxmlformats.org/wordprocessingml/2006/main" xmlns:wne="http://schemas.microsoft.com/office/word/2006/wordml" xmlns:wp14="http://schemas.microsoft.com/office/word/2010/wordprocessingDrawing" xmlns:wp="http://schemas.openxmlformats.org/drawingml/2006/wordprocessingDrawing" xmlns:wpc="http://schemas.microsoft.com/office/word/2010/wordprocessingCanvas" xmlns:wpg="http://schemas.microsoft.com/office/word/2010/wordprocessingGroup" xmlns:wpi="http://schemas.microsoft.com/office/word/2010/wordprocessingInk" xmlns:wps="http://schemas.microsoft.com/office/word/2010/wordprocessingShape" mc:Ignorable="w14 wp14">
+  <w:p>
+    <w:pPr>
+      <w:pStyle w:val="Footer"/>
+    </w:pPr>
+  </w:p>
+</w:ftr>
+</file>
+
+<file path=word/header1.xml><?xml version="1.0" encoding="utf-8"?>
+<w:hdr xmlns:m="http://schemas.openxmlformats.org/officeDocument/2006/math" xmlns:mc="http://schemas.openxmlformats.org/markup-compatibility/2006" xmlns:mo="http://schemas.microsoft.com/office/mac/office/2008/main" xmlns:mv="urn:schemas-microsoft-com:mac:vml" xmlns:o="urn:schemas-microsoft-com:office:office" xmlns:r="http://schemas.openxmlformats.org/officeDocument/2006/relationships" xmlns:v="urn:schemas-microsoft-com:vml" xmlns:w10="urn:schemas-microsoft-com:office:word" xmlns:w14="http://schemas.microsoft.com/office/word/2010/wordml" xmlns:w="http://schemas.openxmlformats.org/wordprocessingml/2006/main" xmlns:wne="http://schemas.microsoft.com/office/word/2006/wordml" xmlns:wp14="http://schemas.microsoft.com/office/word/2010/wordprocessingDrawing" xmlns:wp="http://schemas.openxmlformats.org/drawingml/2006/wordprocessingDrawing" xmlns:wpc="http://schemas.microsoft.com/office/word/2010/wordprocessingCanvas" xmlns:wpg="http://schemas.microsoft.com/office/word/2010/wordprocessingGroup" xmlns:wpi="http://schemas.microsoft.com/office/word/2010/wordprocessingInk" xmlns:wps="http://schemas.microsoft.com/office/word/2010/wordprocessingShape" mc:Ignorable="w14 wp14">
+  <w:p>
+    <w:pPr>
+      <w:pStyle w:val="Header"/>
+    </w:pPr>
+  </w:p>
+</w:hdr>
 </file>
 
 <file path=word/numbering.xml><?xml version="1.0" encoding="utf-8"?>
